--- a/CHAU_NGUYEN_VIET_TRI_CV.docx
+++ b/CHAU_NGUYEN_VIET_TRI_CV.docx
@@ -207,8 +207,27 @@
         <w:rPr>
           <w:color w:val="auto"/>
         </w:rPr>
-        <w:t>Mid-level Software Engineer with 3 years of experience in Java backend development, specializing in Core Java, Spring Boot, and Hibernate/JPA. Experienced in building scalable RESTful APIs, working with MVC architecture, and designing and optimizing relational database schemas. Strong focus on clean, maintainable code, system reliability, and effective collaboration within agile teams.</w:t>
-      </w:r>
+        <w:t xml:space="preserve">Mid-level Software Engineer with </w:t>
+      </w:r>
+      <w:r>
+        <w:rPr>
+          <w:color w:val="auto"/>
+        </w:rPr>
+        <w:t>2</w:t>
+      </w:r>
+      <w:r>
+        <w:rPr>
+          <w:color w:val="auto"/>
+        </w:rPr>
+        <w:t xml:space="preserve"> years of experience in Java backend development, specializing in Core Java, Spring Boot, and Hibernate/JPA. Experienced in building scalable RESTful APIs, working with MVC architecture, and designing and optimizing relational database schemas. Strong focus on clean, maintainable code, system reliability, and effective collaboration within agile teams.</w:t>
+      </w:r>
+    </w:p>
+    <w:p>
+      <w:pPr>
+        <w:rPr>
+          <w:color w:val="auto"/>
+        </w:rPr>
+      </w:pPr>
       <w:r>
         <w:rPr>
           <w:rFonts w:eastAsia="Calibri"/>
@@ -218,25 +237,25 @@
         <mc:AlternateContent>
           <mc:Choice Requires="wpg">
             <w:drawing>
-              <wp:inline distT="0" distB="0" distL="0" distR="0" wp14:anchorId="6E5FB0F4" wp14:editId="68147F0B">
-                <wp:extent cx="6496050" cy="59690"/>
-                <wp:effectExtent l="0" t="0" r="19050" b="0"/>
-                <wp:docPr id="1" name="Group 1"/>
+              <wp:inline distT="0" distB="0" distL="0" distR="0" wp14:anchorId="1FB898D0" wp14:editId="07CB2E6B">
+                <wp:extent cx="6543675" cy="45719"/>
+                <wp:effectExtent l="0" t="0" r="28575" b="0"/>
+                <wp:docPr id="820801796" name="Group 820801796"/>
                 <wp:cNvGraphicFramePr/>
                 <a:graphic xmlns:a="http://schemas.openxmlformats.org/drawingml/2006/main">
                   <a:graphicData uri="http://schemas.microsoft.com/office/word/2010/wordprocessingGroup">
                     <wpg:wgp>
                       <wpg:cNvGrpSpPr/>
                       <wpg:grpSpPr>
-                        <a:xfrm flipV="1">
+                        <a:xfrm>
                           <a:off x="0" y="0"/>
-                          <a:ext cx="6496050" cy="59690"/>
+                          <a:ext cx="6543675" cy="45719"/>
                           <a:chOff x="0" y="0"/>
                           <a:chExt cx="6050280" cy="9144"/>
                         </a:xfrm>
                       </wpg:grpSpPr>
                       <wps:wsp>
-                        <wps:cNvPr id="2" name="Shape 170"/>
+                        <wps:cNvPr id="1640724245" name="Shape 170"/>
                         <wps:cNvSpPr/>
                         <wps:spPr>
                           <a:xfrm>
@@ -288,8 +307,8 @@
           </mc:Choice>
           <mc:Fallback>
             <w:pict>
-              <v:group w14:anchorId="75726358" id="Group 1" o:spid="_x0000_s1026" style="width:511.5pt;height:4.7pt;flip:y;mso-position-horizontal-relative:char;mso-position-vertical-relative:line" coordsize="60502,91" o:gfxdata="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">
-                <v:shape id="Shape 170" o:spid="_x0000_s1027" style="position:absolute;width:60502;height:0;visibility:visible;mso-wrap-style:square;v-text-anchor:top" coordsize="6050280,0" o:gfxdata="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" path="m,l6050280,e" filled="f" strokeweight=".72pt">
+              <v:group w14:anchorId="574514D1" id="Group 820801796" o:spid="_x0000_s1026" style="width:515.25pt;height:3.6pt;mso-position-horizontal-relative:char;mso-position-vertical-relative:line" coordsize="60502,91" o:gfxdata="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">
+                <v:shape id="Shape 170" o:spid="_x0000_s1027" style="position:absolute;width:60502;height:0;visibility:visible;mso-wrap-style:square;v-text-anchor:top" coordsize="6050280,0" o:gfxdata="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" path="m,l6050280,e" filled="f" strokeweight=".72pt">
                   <v:stroke miterlimit="83231f" joinstyle="miter"/>
                   <v:path arrowok="t" textboxrect="0,0,6050280,0"/>
                 </v:shape>
@@ -320,6 +339,7 @@
     </w:p>
     <w:p>
       <w:pPr>
+        <w:ind w:left="359"/>
         <w:rPr>
           <w:color w:val="auto"/>
         </w:rPr>
@@ -338,7 +358,7 @@
           <w:ilvl w:val="0"/>
           <w:numId w:val="12"/>
         </w:numPr>
-        <w:ind w:left="630" w:hanging="270"/>
+        <w:ind w:left="710" w:hanging="270"/>
         <w:rPr>
           <w:color w:val="auto"/>
         </w:rPr>
@@ -352,6 +372,7 @@
     </w:p>
     <w:p>
       <w:pPr>
+        <w:ind w:left="359"/>
         <w:rPr>
           <w:b/>
           <w:color w:val="auto"/>
@@ -373,7 +394,7 @@
           <w:ilvl w:val="0"/>
           <w:numId w:val="12"/>
         </w:numPr>
-        <w:ind w:left="630" w:hanging="270"/>
+        <w:ind w:left="710" w:hanging="270"/>
         <w:rPr>
           <w:color w:val="auto"/>
         </w:rPr>
@@ -387,6 +408,7 @@
     </w:p>
     <w:p>
       <w:pPr>
+        <w:ind w:left="359"/>
         <w:rPr>
           <w:b/>
           <w:color w:val="auto"/>
@@ -408,7 +430,7 @@
           <w:ilvl w:val="0"/>
           <w:numId w:val="12"/>
         </w:numPr>
-        <w:ind w:left="630" w:hanging="270"/>
+        <w:ind w:left="710" w:hanging="270"/>
         <w:rPr>
           <w:color w:val="auto"/>
         </w:rPr>
@@ -422,6 +444,7 @@
     </w:p>
     <w:p>
       <w:pPr>
+        <w:ind w:left="359"/>
         <w:rPr>
           <w:b/>
           <w:color w:val="auto"/>
@@ -443,7 +466,7 @@
           <w:ilvl w:val="0"/>
           <w:numId w:val="12"/>
         </w:numPr>
-        <w:ind w:left="630" w:hanging="270"/>
+        <w:ind w:left="710" w:hanging="270"/>
         <w:rPr>
           <w:color w:val="auto"/>
         </w:rPr>
@@ -457,6 +480,7 @@
     </w:p>
     <w:p>
       <w:pPr>
+        <w:ind w:left="359"/>
         <w:rPr>
           <w:b/>
           <w:color w:val="auto"/>
@@ -478,7 +502,7 @@
           <w:ilvl w:val="0"/>
           <w:numId w:val="12"/>
         </w:numPr>
-        <w:ind w:left="630" w:hanging="270"/>
+        <w:ind w:left="710" w:hanging="270"/>
         <w:rPr>
           <w:color w:val="auto"/>
         </w:rPr>
@@ -492,6 +516,7 @@
     </w:p>
     <w:p>
       <w:pPr>
+        <w:ind w:left="359"/>
         <w:rPr>
           <w:color w:val="auto"/>
         </w:rPr>
@@ -512,7 +537,7 @@
           <w:ilvl w:val="0"/>
           <w:numId w:val="12"/>
         </w:numPr>
-        <w:ind w:left="630" w:hanging="270"/>
+        <w:ind w:left="710" w:hanging="270"/>
         <w:rPr>
           <w:color w:val="auto"/>
         </w:rPr>
@@ -526,6 +551,7 @@
     </w:p>
     <w:p>
       <w:pPr>
+        <w:ind w:left="359"/>
         <w:rPr>
           <w:b/>
           <w:color w:val="auto"/>
@@ -547,7 +573,7 @@
           <w:ilvl w:val="0"/>
           <w:numId w:val="12"/>
         </w:numPr>
-        <w:ind w:left="630" w:hanging="270"/>
+        <w:ind w:left="710" w:hanging="270"/>
         <w:rPr>
           <w:color w:val="auto"/>
         </w:rPr>
@@ -561,6 +587,7 @@
     </w:p>
     <w:p>
       <w:pPr>
+        <w:ind w:left="359"/>
         <w:rPr>
           <w:color w:val="auto"/>
         </w:rPr>
@@ -581,7 +608,7 @@
           <w:ilvl w:val="0"/>
           <w:numId w:val="12"/>
         </w:numPr>
-        <w:ind w:left="630" w:hanging="270"/>
+        <w:ind w:left="710" w:hanging="270"/>
         <w:rPr>
           <w:color w:val="auto"/>
         </w:rPr>
@@ -601,6 +628,7 @@
     </w:p>
     <w:p>
       <w:pPr>
+        <w:ind w:left="359"/>
         <w:rPr>
           <w:color w:val="auto"/>
         </w:rPr>
@@ -621,7 +649,7 @@
           <w:ilvl w:val="0"/>
           <w:numId w:val="12"/>
         </w:numPr>
-        <w:ind w:left="630" w:hanging="270"/>
+        <w:ind w:left="710" w:hanging="270"/>
         <w:rPr>
           <w:color w:val="auto"/>
         </w:rPr>
@@ -635,6 +663,7 @@
     </w:p>
     <w:p>
       <w:pPr>
+        <w:ind w:left="359"/>
         <w:rPr>
           <w:color w:val="auto"/>
         </w:rPr>
@@ -655,7 +684,7 @@
           <w:ilvl w:val="0"/>
           <w:numId w:val="12"/>
         </w:numPr>
-        <w:ind w:left="630" w:hanging="270"/>
+        <w:ind w:left="710" w:hanging="270"/>
         <w:rPr>
           <w:color w:val="auto"/>
         </w:rPr>
@@ -669,6 +698,7 @@
     </w:p>
     <w:p>
       <w:pPr>
+        <w:ind w:left="359"/>
         <w:rPr>
           <w:color w:val="auto"/>
         </w:rPr>
@@ -689,7 +719,7 @@
           <w:ilvl w:val="0"/>
           <w:numId w:val="12"/>
         </w:numPr>
-        <w:ind w:left="630" w:hanging="270"/>
+        <w:ind w:left="710" w:hanging="270"/>
         <w:rPr>
           <w:color w:val="auto"/>
         </w:rPr>
@@ -1083,7 +1113,7 @@
           <w:szCs w:val="24"/>
         </w:rPr>
         <w:tab/>
-        <w:t xml:space="preserve">            SEP 202</w:t>
+        <w:t xml:space="preserve">            </w:t>
       </w:r>
       <w:r>
         <w:rPr>
@@ -1091,7 +1121,7 @@
           <w:sz w:val="24"/>
           <w:szCs w:val="24"/>
         </w:rPr>
-        <w:t>3</w:t>
+        <w:t>Jun 2024</w:t>
       </w:r>
       <w:r>
         <w:rPr>
@@ -1099,7 +1129,7 @@
           <w:sz w:val="24"/>
           <w:szCs w:val="24"/>
         </w:rPr>
-        <w:t xml:space="preserve"> - Present</w:t>
+        <w:t xml:space="preserve"> </w:t>
       </w:r>
       <w:r>
         <w:rPr>
@@ -1107,6 +1137,14 @@
           <w:sz w:val="24"/>
           <w:szCs w:val="24"/>
         </w:rPr>
+        <w:t>- Present</w:t>
+      </w:r>
+      <w:r>
+        <w:rPr>
+          <w:color w:val="auto"/>
+          <w:sz w:val="24"/>
+          <w:szCs w:val="24"/>
+        </w:rPr>
         <w:t xml:space="preserve"> </w:t>
       </w:r>
     </w:p>
@@ -1119,43 +1157,82 @@
     </w:p>
     <w:p>
       <w:pPr>
-        <w:spacing w:after="18" w:line="259" w:lineRule="auto"/>
-        <w:ind w:left="94" w:right="0" w:hanging="94"/>
-        <w:rPr>
-          <w:color w:val="auto"/>
-        </w:rPr>
-      </w:pPr>
-      <w:r>
-        <w:rPr>
-          <w:color w:val="auto"/>
-        </w:rPr>
-        <w:t xml:space="preserve">Gym Management | </w:t>
+        <w:ind w:left="369"/>
+        <w:rPr>
+          <w:color w:val="auto"/>
+        </w:rPr>
+      </w:pPr>
+      <w:r>
+        <w:rPr>
+          <w:color w:val="auto"/>
+        </w:rPr>
+        <w:t>POS – Point of Sale Management System</w:t>
+      </w:r>
+      <w:r>
+        <w:rPr>
+          <w:color w:val="auto"/>
+        </w:rPr>
+        <w:t xml:space="preserve"> | </w:t>
       </w:r>
       <w:r>
         <w:rPr>
           <w:i/>
-          <w:color w:val="auto"/>
-        </w:rPr>
-        <w:t>January</w:t>
+          <w:iCs/>
+          <w:color w:val="auto"/>
+        </w:rPr>
+        <w:t>Feb 2025</w:t>
       </w:r>
       <w:r>
         <w:rPr>
           <w:i/>
-          <w:color w:val="auto"/>
-        </w:rPr>
-        <w:t xml:space="preserve"> 2025 – Present</w:t>
-      </w:r>
-      <w:r>
-        <w:rPr>
-          <w:color w:val="auto"/>
-        </w:rPr>
-        <w:t xml:space="preserve"> | Team size: 9  </w:t>
-      </w:r>
-    </w:p>
-    <w:p>
-      <w:pPr>
-        <w:spacing w:after="111" w:line="259" w:lineRule="auto"/>
-        <w:ind w:left="38" w:right="5331" w:hanging="10"/>
+          <w:iCs/>
+          <w:color w:val="auto"/>
+        </w:rPr>
+        <w:t xml:space="preserve"> </w:t>
+      </w:r>
+      <w:r>
+        <w:rPr>
+          <w:i/>
+          <w:color w:val="auto"/>
+        </w:rPr>
+        <w:t>–</w:t>
+      </w:r>
+      <w:r>
+        <w:rPr>
+          <w:i/>
+          <w:color w:val="auto"/>
+        </w:rPr>
+        <w:t xml:space="preserve"> </w:t>
+      </w:r>
+      <w:r>
+        <w:rPr>
+          <w:i/>
+          <w:color w:val="auto"/>
+        </w:rPr>
+        <w:t>Present</w:t>
+      </w:r>
+      <w:r>
+        <w:rPr>
+          <w:color w:val="auto"/>
+        </w:rPr>
+        <w:t xml:space="preserve"> | Team size: </w:t>
+      </w:r>
+      <w:r>
+        <w:rPr>
+          <w:color w:val="auto"/>
+        </w:rPr>
+        <w:t>5 - 8</w:t>
+      </w:r>
+      <w:r>
+        <w:rPr>
+          <w:color w:val="auto"/>
+        </w:rPr>
+        <w:t xml:space="preserve"> </w:t>
+      </w:r>
+    </w:p>
+    <w:p>
+      <w:pPr>
+        <w:ind w:left="369"/>
         <w:rPr>
           <w:color w:val="auto"/>
         </w:rPr>
@@ -1171,61 +1248,116 @@
         <w:rPr>
           <w:color w:val="auto"/>
         </w:rPr>
-        <w:t xml:space="preserve"> Fitness &amp; Health Management </w:t>
-      </w:r>
-    </w:p>
-    <w:p>
-      <w:pPr>
-        <w:spacing w:after="111" w:line="259" w:lineRule="auto"/>
-        <w:ind w:left="38" w:right="5331" w:hanging="10"/>
-        <w:rPr>
-          <w:color w:val="auto"/>
-        </w:rPr>
-      </w:pPr>
-      <w:r>
-        <w:rPr>
+        <w:t xml:space="preserve"> </w:t>
+      </w:r>
+      <w:r>
+        <w:rPr>
+          <w:color w:val="auto"/>
+        </w:rPr>
+        <w:t>Small &amp; Medium Retail Business (Vietnam)</w:t>
+      </w:r>
+      <w:r>
+        <w:rPr>
+          <w:color w:val="auto"/>
+        </w:rPr>
+        <w:t xml:space="preserve">  </w:t>
+      </w:r>
+    </w:p>
+    <w:p>
+      <w:pPr>
+        <w:ind w:left="369"/>
+        <w:rPr>
+          <w:rFonts w:eastAsia="Calibri"/>
           <w:b/>
           <w:color w:val="auto"/>
         </w:rPr>
-        <w:t>Project description:</w:t>
-      </w:r>
-      <w:r>
-        <w:rPr>
-          <w:color w:val="auto"/>
-        </w:rPr>
-        <w:t xml:space="preserve">  </w:t>
-      </w:r>
-    </w:p>
-    <w:p>
-      <w:pPr>
+      </w:pPr>
+      <w:r>
+        <w:rPr>
+          <w:rFonts w:eastAsia="Calibri"/>
+          <w:b/>
+          <w:color w:val="auto"/>
+        </w:rPr>
+        <w:t>Project</w:t>
+      </w:r>
+      <w:r>
+        <w:rPr>
+          <w:b/>
+          <w:color w:val="auto"/>
+        </w:rPr>
+        <w:t xml:space="preserve"> </w:t>
+      </w:r>
+      <w:r>
+        <w:rPr>
+          <w:rFonts w:eastAsia="Calibri"/>
+          <w:b/>
+          <w:color w:val="auto"/>
+        </w:rPr>
+        <w:t>description:</w:t>
+      </w:r>
+      <w:r>
+        <w:rPr>
+          <w:color w:val="auto"/>
+        </w:rPr>
+        <w:t xml:space="preserve"> </w:t>
+      </w:r>
+      <w:r>
+        <w:rPr>
+          <w:rFonts w:eastAsia="Calibri"/>
+          <w:b/>
+          <w:color w:val="auto"/>
+        </w:rPr>
+        <w:t xml:space="preserve"> </w:t>
+      </w:r>
+    </w:p>
+    <w:p>
+      <w:pPr>
+        <w:pStyle w:val="ListParagraph"/>
         <w:numPr>
           <w:ilvl w:val="0"/>
-          <w:numId w:val="11"/>
+          <w:numId w:val="14"/>
         </w:numPr>
-        <w:spacing w:after="106"/>
-        <w:ind w:left="360" w:right="71" w:hanging="269"/>
-        <w:rPr>
-          <w:color w:val="auto"/>
-        </w:rPr>
-      </w:pPr>
-      <w:r>
-        <w:rPr>
-          <w:color w:val="auto"/>
-        </w:rPr>
-        <w:t xml:space="preserve">The EnPlus Gym Management System is a comprehensive digital platform designed for modern fitness centers and gym chains. It serves gym administrators, trainers, and members by providing integrated solutions for </w:t>
-      </w:r>
+        <w:ind w:left="810"/>
+        <w:rPr>
+          <w:color w:val="auto"/>
+        </w:rPr>
+      </w:pPr>
+      <w:r>
+        <w:rPr>
+          <w:color w:val="auto"/>
+        </w:rPr>
+        <w:t>The POS system is a retail management platform designed for small and medium-sized businesses in Vietnam, supporting daily store operations such as sales processing, inventory tracking, customer management, and payment handling</w:t>
+      </w:r>
+      <w:r>
+        <w:rPr>
+          <w:color w:val="auto"/>
+        </w:rPr>
+        <w:t xml:space="preserve">  </w:t>
+      </w:r>
+    </w:p>
+    <w:p>
+      <w:pPr>
+        <w:pStyle w:val="ListParagraph"/>
+        <w:numPr>
+          <w:ilvl w:val="0"/>
+          <w:numId w:val="14"/>
+        </w:numPr>
+        <w:ind w:left="810"/>
+        <w:rPr>
+          <w:color w:val="auto"/>
+        </w:rPr>
+      </w:pPr>
       <w:r>
         <w:rPr>
           <w:color w:val="auto"/>
         </w:rPr>
         <w:lastRenderedPageBreak/>
-        <w:t xml:space="preserve">membership management, training programs, body composition analysis, and nutrition consultation. The system handles thousands of member profiles, training sessions, and real-time health monitoring data across multiple gym locations.  </w:t>
-      </w:r>
-    </w:p>
-    <w:p>
-      <w:pPr>
-        <w:spacing w:after="35" w:line="259" w:lineRule="auto"/>
-        <w:ind w:left="116" w:right="0" w:hanging="10"/>
+        <w:t>The system helps store owners and staff streamline in-store workflows, manage real-time stock levels, and generate business reports to support operational and financial decisions.</w:t>
+      </w:r>
+    </w:p>
+    <w:p>
+      <w:pPr>
+        <w:ind w:left="369"/>
         <w:rPr>
           <w:color w:val="auto"/>
         </w:rPr>
@@ -1236,164 +1368,264 @@
           <w:b/>
           <w:color w:val="auto"/>
         </w:rPr>
-        <w:t>Responsibilities</w:t>
-      </w:r>
-      <w:r>
-        <w:rPr>
-          <w:rFonts w:eastAsia="Calibri"/>
-          <w:color w:val="auto"/>
-        </w:rPr>
-        <w:t xml:space="preserve">: </w:t>
-      </w:r>
-    </w:p>
-    <w:p>
-      <w:pPr>
+        <w:t xml:space="preserve">Responsibilities:  </w:t>
+      </w:r>
+    </w:p>
+    <w:p>
+      <w:pPr>
+        <w:pStyle w:val="ListParagraph"/>
         <w:numPr>
           <w:ilvl w:val="0"/>
-          <w:numId w:val="11"/>
+          <w:numId w:val="13"/>
         </w:numPr>
-        <w:ind w:left="360" w:right="71" w:hanging="269"/>
-        <w:rPr>
-          <w:color w:val="auto"/>
-        </w:rPr>
-      </w:pPr>
-      <w:r>
-        <w:rPr>
-          <w:color w:val="auto"/>
-        </w:rPr>
-        <w:t xml:space="preserve">Developed and maintained microservices architecture with 4 core services (Admin Panel, API Gateway, Authentication Service, and Core Business Logic) using Spring Boot and Angular frameworks </w:t>
-      </w:r>
-    </w:p>
-    <w:p>
-      <w:pPr>
+        <w:ind w:left="810"/>
+        <w:rPr>
+          <w:color w:val="auto"/>
+        </w:rPr>
+      </w:pPr>
+      <w:r>
+        <w:rPr>
+          <w:color w:val="auto"/>
+        </w:rPr>
+        <w:t xml:space="preserve">Designed and developed backend services using </w:t>
+      </w:r>
+      <w:r>
+        <w:rPr>
+          <w:rStyle w:val="Strong"/>
+          <w:color w:val="auto"/>
+        </w:rPr>
+        <w:t>Java and Spring Boot</w:t>
+      </w:r>
+      <w:r>
+        <w:rPr>
+          <w:color w:val="auto"/>
+        </w:rPr>
+        <w:t xml:space="preserve"> to support core POS features including sales transactions, product management, inventory updates, and customer profiles</w:t>
+      </w:r>
+      <w:r>
+        <w:rPr>
+          <w:color w:val="auto"/>
+        </w:rPr>
+        <w:t xml:space="preserve">.  </w:t>
+      </w:r>
+    </w:p>
+    <w:p>
+      <w:pPr>
+        <w:pStyle w:val="ListParagraph"/>
         <w:numPr>
           <w:ilvl w:val="0"/>
-          <w:numId w:val="11"/>
+          <w:numId w:val="13"/>
         </w:numPr>
-        <w:ind w:left="360" w:right="71" w:hanging="269"/>
-        <w:rPr>
-          <w:color w:val="auto"/>
-        </w:rPr>
-      </w:pPr>
-      <w:r>
-        <w:rPr>
-          <w:color w:val="auto"/>
-        </w:rPr>
-        <w:t xml:space="preserve">Designed and implemented AI-powered features including OpenAI GPT-3.5 integration for nutrition consultation chatbot and automated training menu recommendations based on body composition analysis </w:t>
-      </w:r>
-    </w:p>
-    <w:p>
-      <w:pPr>
+        <w:ind w:left="810"/>
+        <w:rPr>
+          <w:color w:val="auto"/>
+        </w:rPr>
+      </w:pPr>
+      <w:r>
+        <w:rPr>
+          <w:color w:val="auto"/>
+        </w:rPr>
+        <w:t xml:space="preserve">Built and maintained </w:t>
+      </w:r>
+      <w:r>
+        <w:rPr>
+          <w:rStyle w:val="Strong"/>
+          <w:color w:val="auto"/>
+        </w:rPr>
+        <w:t>RESTful APIs</w:t>
+      </w:r>
+      <w:r>
+        <w:rPr>
+          <w:color w:val="auto"/>
+        </w:rPr>
+        <w:t xml:space="preserve"> for POS terminals and admin dashboards, following MVC architecture and clean code principles</w:t>
+      </w:r>
+      <w:r>
+        <w:rPr>
+          <w:color w:val="auto"/>
+        </w:rPr>
+        <w:t xml:space="preserve">.  </w:t>
+      </w:r>
+    </w:p>
+    <w:p>
+      <w:pPr>
+        <w:pStyle w:val="ListParagraph"/>
         <w:numPr>
           <w:ilvl w:val="0"/>
-          <w:numId w:val="11"/>
+          <w:numId w:val="13"/>
         </w:numPr>
-        <w:ind w:left="360" w:right="71" w:hanging="269"/>
-        <w:rPr>
-          <w:color w:val="auto"/>
-        </w:rPr>
-      </w:pPr>
-      <w:r>
-        <w:rPr>
-          <w:color w:val="auto"/>
-        </w:rPr>
-        <w:t xml:space="preserve">Integrated third-party APIs such as InBody for professional body composition analysis, CaroMeal for food nutrition analysis, and Mitsufuji IoT sensors for real-time temperature monitoring </w:t>
-      </w:r>
-    </w:p>
-    <w:p>
-      <w:pPr>
+        <w:ind w:left="810"/>
+        <w:rPr>
+          <w:color w:val="auto"/>
+        </w:rPr>
+      </w:pPr>
+      <w:r>
+        <w:rPr>
+          <w:color w:val="auto"/>
+        </w:rPr>
+        <w:t xml:space="preserve">Implemented business logic for </w:t>
+      </w:r>
+      <w:r>
+        <w:rPr>
+          <w:rStyle w:val="Strong"/>
+          <w:color w:val="auto"/>
+        </w:rPr>
+        <w:t>combo packages, promotions, discounts</w:t>
+      </w:r>
+      <w:r>
+        <w:rPr>
+          <w:color w:val="auto"/>
+        </w:rPr>
+        <w:t>, and multi-payment methods (cash, card, combo balance)</w:t>
+      </w:r>
+      <w:r>
+        <w:rPr>
+          <w:color w:val="auto"/>
+        </w:rPr>
+        <w:t xml:space="preserve">.  </w:t>
+      </w:r>
+    </w:p>
+    <w:p>
+      <w:pPr>
+        <w:pStyle w:val="ListParagraph"/>
         <w:numPr>
           <w:ilvl w:val="0"/>
-          <w:numId w:val="11"/>
+          <w:numId w:val="13"/>
         </w:numPr>
-        <w:ind w:left="360" w:right="71" w:hanging="269"/>
-        <w:rPr>
-          <w:color w:val="auto"/>
-        </w:rPr>
-      </w:pPr>
-      <w:r>
-        <w:rPr>
-          <w:color w:val="auto"/>
-        </w:rPr>
-        <w:t xml:space="preserve">Built comprehensive reservation system with complex business logic including gender-based booking limits, time slot validation, and automatic blocking mechanisms </w:t>
-      </w:r>
-    </w:p>
-    <w:p>
-      <w:pPr>
+        <w:ind w:left="810"/>
+        <w:rPr>
+          <w:color w:val="auto"/>
+        </w:rPr>
+      </w:pPr>
+      <w:r>
+        <w:rPr>
+          <w:color w:val="auto"/>
+        </w:rPr>
+        <w:t>Designed relational database schemas and optimized queries to ensure data consistency and performance under concurrent transactions</w:t>
+      </w:r>
+      <w:r>
+        <w:rPr>
+          <w:color w:val="auto"/>
+        </w:rPr>
+        <w:t xml:space="preserve">.  </w:t>
+      </w:r>
+    </w:p>
+    <w:p>
+      <w:pPr>
+        <w:pStyle w:val="ListParagraph"/>
         <w:numPr>
           <w:ilvl w:val="0"/>
-          <w:numId w:val="11"/>
+          <w:numId w:val="13"/>
         </w:numPr>
-        <w:ind w:left="360" w:right="71" w:hanging="269"/>
-        <w:rPr>
-          <w:color w:val="auto"/>
-        </w:rPr>
-      </w:pPr>
-      <w:r>
-        <w:rPr>
-          <w:color w:val="auto"/>
-        </w:rPr>
-        <w:t xml:space="preserve">Collaborated with frontend teams to develop responsive Angular admin dashboard with real-time data visualization, member management interfaces, and training progress tracking </w:t>
-      </w:r>
-    </w:p>
-    <w:p>
-      <w:pPr>
+        <w:ind w:left="810"/>
+        <w:rPr>
+          <w:color w:val="auto"/>
+        </w:rPr>
+      </w:pPr>
+      <w:r>
+        <w:rPr>
+          <w:color w:val="auto"/>
+        </w:rPr>
+        <w:t>Integrated authentication and authorization mechanisms to support role-based access for cashiers, store managers, and admins</w:t>
+      </w:r>
+      <w:r>
+        <w:rPr>
+          <w:color w:val="auto"/>
+        </w:rPr>
+        <w:t xml:space="preserve">.  </w:t>
+      </w:r>
+    </w:p>
+    <w:p>
+      <w:pPr>
+        <w:pStyle w:val="ListParagraph"/>
         <w:numPr>
           <w:ilvl w:val="0"/>
-          <w:numId w:val="11"/>
+          <w:numId w:val="13"/>
         </w:numPr>
-        <w:ind w:left="360" w:right="71" w:hanging="269"/>
-        <w:rPr>
-          <w:color w:val="auto"/>
-        </w:rPr>
-      </w:pPr>
-      <w:r>
-        <w:rPr>
-          <w:color w:val="auto"/>
-        </w:rPr>
-        <w:t xml:space="preserve">Ensured performance optimization and security compliance across services. Implemented JWT authentication, CORS configuration, and API rate limiting for enhanced security </w:t>
-      </w:r>
-    </w:p>
-    <w:p>
-      <w:pPr>
+        <w:ind w:left="810"/>
+        <w:rPr>
+          <w:color w:val="auto"/>
+        </w:rPr>
+      </w:pPr>
+      <w:r>
+        <w:rPr>
+          <w:color w:val="auto"/>
+        </w:rPr>
+        <w:t>Implemented logging and error handling mechanisms to improve system reliability and simplify troubleshooting.</w:t>
+      </w:r>
+      <w:r>
+        <w:rPr>
+          <w:color w:val="auto"/>
+        </w:rPr>
+        <w:t xml:space="preserve">  </w:t>
+      </w:r>
+    </w:p>
+    <w:p>
+      <w:pPr>
+        <w:pStyle w:val="ListParagraph"/>
         <w:numPr>
           <w:ilvl w:val="0"/>
-          <w:numId w:val="11"/>
+          <w:numId w:val="13"/>
         </w:numPr>
-        <w:ind w:left="360" w:right="71" w:hanging="269"/>
-        <w:rPr>
-          <w:color w:val="auto"/>
-        </w:rPr>
-      </w:pPr>
-      <w:r>
-        <w:rPr>
-          <w:color w:val="auto"/>
-        </w:rPr>
-        <w:t xml:space="preserve">Participated in DevOps practices including Docker containerization, Jenkins CI/CD pipeline setup, and AWS S3 integration for file storage </w:t>
-      </w:r>
-    </w:p>
-    <w:p>
-      <w:pPr>
+        <w:ind w:left="810"/>
+        <w:rPr>
+          <w:color w:val="auto"/>
+        </w:rPr>
+      </w:pPr>
+      <w:r>
+        <w:rPr>
+          <w:color w:val="auto"/>
+        </w:rPr>
+        <w:t>Collaborated with frontend developers to support POS UI flows and ensure smooth API integration</w:t>
+      </w:r>
+      <w:r>
+        <w:rPr>
+          <w:color w:val="auto"/>
+        </w:rPr>
+        <w:t>.</w:t>
+      </w:r>
+    </w:p>
+    <w:p>
+      <w:pPr>
+        <w:pStyle w:val="ListParagraph"/>
         <w:numPr>
           <w:ilvl w:val="0"/>
-          <w:numId w:val="11"/>
+          <w:numId w:val="13"/>
         </w:numPr>
-        <w:ind w:left="360" w:right="71" w:hanging="269"/>
-        <w:rPr>
-          <w:color w:val="auto"/>
-        </w:rPr>
-      </w:pPr>
-      <w:r>
-        <w:rPr>
-          <w:color w:val="auto"/>
-        </w:rPr>
-        <w:t xml:space="preserve">Monitor and troubleshoot microservices for performance, reliability, and scalability issues </w:t>
-      </w:r>
-    </w:p>
-    <w:p>
-      <w:pPr>
-        <w:spacing w:after="35" w:line="259" w:lineRule="auto"/>
-        <w:ind w:left="21" w:right="0" w:hanging="10"/>
+        <w:ind w:left="810"/>
+        <w:rPr>
+          <w:color w:val="auto"/>
+        </w:rPr>
+      </w:pPr>
+      <w:r>
+        <w:rPr>
+          <w:color w:val="auto"/>
+        </w:rPr>
+        <w:t xml:space="preserve">Deployed and maintained the application on </w:t>
+      </w:r>
+      <w:r>
+        <w:rPr>
+          <w:rStyle w:val="Strong"/>
+          <w:color w:val="auto"/>
+        </w:rPr>
+        <w:t>VPS / cloud environment</w:t>
+      </w:r>
+      <w:r>
+        <w:rPr>
+          <w:color w:val="auto"/>
+        </w:rPr>
+        <w:t>, using Docker for containerization and environment consistency.</w:t>
+      </w:r>
+      <w:r>
+        <w:rPr>
+          <w:color w:val="auto"/>
+        </w:rPr>
+        <w:t xml:space="preserve">  </w:t>
+      </w:r>
+    </w:p>
+    <w:p>
+      <w:pPr>
+        <w:ind w:left="369"/>
         <w:rPr>
           <w:color w:val="auto"/>
         </w:rPr>
@@ -1404,39 +1636,43 @@
           <w:b/>
           <w:color w:val="auto"/>
         </w:rPr>
-        <w:t>Technologies</w:t>
-      </w:r>
-      <w:r>
-        <w:rPr>
-          <w:color w:val="auto"/>
-        </w:rPr>
-        <w:t xml:space="preserve">: </w:t>
-      </w:r>
-    </w:p>
-    <w:p>
-      <w:pPr>
+        <w:t xml:space="preserve">Technologies: </w:t>
+      </w:r>
+    </w:p>
+    <w:p>
+      <w:pPr>
+        <w:pStyle w:val="ListParagraph"/>
         <w:numPr>
           <w:ilvl w:val="0"/>
-          <w:numId w:val="11"/>
+          <w:numId w:val="15"/>
         </w:numPr>
-        <w:spacing w:after="72"/>
-        <w:ind w:left="360" w:right="71" w:hanging="269"/>
-        <w:rPr>
-          <w:color w:val="auto"/>
-        </w:rPr>
-      </w:pPr>
-      <w:r>
-        <w:rPr>
-          <w:color w:val="auto"/>
-        </w:rPr>
-        <w:t xml:space="preserve">Java(17), Spring Boot, Angular(11), MySQL, Docker, Jenkins, AWS S3, OpenAI API, JWT, Hibernate, Maven, Git, Nginx, Flyway, Swagger </w:t>
-      </w:r>
-    </w:p>
-    <w:p>
-      <w:pPr>
-        <w:rPr>
-          <w:color w:val="auto"/>
-        </w:rPr>
+        <w:ind w:left="810"/>
+        <w:rPr>
+          <w:color w:val="auto"/>
+        </w:rPr>
+      </w:pPr>
+      <w:r>
+        <w:rPr>
+          <w:color w:val="auto"/>
+        </w:rPr>
+        <w:t>Java</w:t>
+      </w:r>
+      <w:r>
+        <w:rPr>
+          <w:color w:val="auto"/>
+        </w:rPr>
+        <w:t>(17)</w:t>
+      </w:r>
+      <w:r>
+        <w:rPr>
+          <w:color w:val="auto"/>
+        </w:rPr>
+        <w:t>, Spring Boot, Hibernate/JPA, RESTful APIs, MySQL, Docker, Git, Agile/Scrum, Linux/VPS</w:t>
+      </w:r>
+    </w:p>
+    <w:p>
+      <w:pPr>
+        <w:ind w:left="369"/>
       </w:pPr>
       <w:r>
         <w:rPr>
@@ -1447,7 +1683,7 @@
         <mc:AlternateContent>
           <mc:Choice Requires="wpg">
             <w:drawing>
-              <wp:inline distT="0" distB="0" distL="0" distR="0" wp14:anchorId="0ED78800" wp14:editId="7D892896">
+              <wp:inline distT="0" distB="0" distL="0" distR="0" wp14:anchorId="6DDE8E25" wp14:editId="0E001BF4">
                 <wp:extent cx="6524625" cy="45719"/>
                 <wp:effectExtent l="0" t="0" r="28575" b="0"/>
                 <wp:docPr id="7" name="Group 7"/>
@@ -1517,7 +1753,7 @@
           </mc:Choice>
           <mc:Fallback>
             <w:pict>
-              <v:group w14:anchorId="4C6E2E44" id="Group 7" o:spid="_x0000_s1026" style="width:513.75pt;height:3.6pt;mso-position-horizontal-relative:char;mso-position-vertical-relative:line" coordsize="60502,91" o:gfxdata="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">
+              <v:group w14:anchorId="10F76844" id="Group 7" o:spid="_x0000_s1026" style="width:513.75pt;height:3.6pt;mso-position-horizontal-relative:char;mso-position-vertical-relative:line" coordsize="60502,91" o:gfxdata="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">
                 <v:shape id="Shape 170" o:spid="_x0000_s1027" style="position:absolute;width:60502;height:0;visibility:visible;mso-wrap-style:square;v-text-anchor:top" coordsize="6050280,0" o:gfxdata="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" path="m,l6050280,e" filled="f" strokeweight=".72pt">
                   <v:stroke miterlimit="83231f" joinstyle="miter"/>
                   <v:path arrowok="t" textboxrect="0,0,6050280,0"/>
@@ -1531,92 +1767,36 @@
     </w:p>
     <w:p>
       <w:pPr>
-        <w:rPr>
-          <w:color w:val="auto"/>
-        </w:rPr>
-      </w:pPr>
-      <w:r>
-        <w:rPr>
-          <w:color w:val="auto"/>
-        </w:rPr>
-        <w:t>POS – Point of Sale Management System</w:t>
-      </w:r>
-      <w:r>
-        <w:rPr>
-          <w:color w:val="auto"/>
-        </w:rPr>
-        <w:t xml:space="preserve"> | </w:t>
+        <w:spacing w:after="18" w:line="259" w:lineRule="auto"/>
+        <w:ind w:left="184" w:right="0" w:hanging="94"/>
+        <w:rPr>
+          <w:color w:val="auto"/>
+        </w:rPr>
+      </w:pPr>
+      <w:r>
+        <w:rPr>
+          <w:color w:val="auto"/>
+        </w:rPr>
+        <w:t xml:space="preserve">Gym Management | </w:t>
       </w:r>
       <w:r>
         <w:rPr>
           <w:i/>
           <w:color w:val="auto"/>
         </w:rPr>
-        <w:t>Sep</w:t>
-      </w:r>
-      <w:r>
-        <w:rPr>
-          <w:i/>
-          <w:color w:val="auto"/>
-        </w:rPr>
-        <w:t xml:space="preserve"> 202</w:t>
-      </w:r>
-      <w:r>
-        <w:rPr>
-          <w:i/>
-          <w:color w:val="auto"/>
-        </w:rPr>
-        <w:t>3</w:t>
-      </w:r>
-      <w:r>
-        <w:rPr>
-          <w:i/>
-          <w:color w:val="auto"/>
-        </w:rPr>
-        <w:t xml:space="preserve"> –</w:t>
-      </w:r>
-      <w:r>
-        <w:rPr>
-          <w:i/>
-          <w:color w:val="auto"/>
-        </w:rPr>
-        <w:t xml:space="preserve"> </w:t>
-      </w:r>
-      <w:r>
-        <w:rPr>
-          <w:i/>
-          <w:color w:val="auto"/>
-        </w:rPr>
-        <w:t>January</w:t>
-      </w:r>
-      <w:r>
-        <w:rPr>
-          <w:i/>
-          <w:color w:val="auto"/>
-        </w:rPr>
-        <w:t xml:space="preserve"> 2025</w:t>
-      </w:r>
-      <w:r>
-        <w:rPr>
-          <w:color w:val="auto"/>
-        </w:rPr>
-        <w:t xml:space="preserve"> | Team size: </w:t>
-      </w:r>
-      <w:r>
-        <w:rPr>
-          <w:color w:val="auto"/>
-        </w:rPr>
-        <w:t>5 - 8</w:t>
-      </w:r>
-      <w:r>
-        <w:rPr>
-          <w:color w:val="auto"/>
-        </w:rPr>
-        <w:t xml:space="preserve"> </w:t>
-      </w:r>
-    </w:p>
-    <w:p>
-      <w:pPr>
+        <w:t>Jun 2024 – Feb 2025</w:t>
+      </w:r>
+      <w:r>
+        <w:rPr>
+          <w:color w:val="auto"/>
+        </w:rPr>
+        <w:t xml:space="preserve">| Team size: 9  </w:t>
+      </w:r>
+    </w:p>
+    <w:p>
+      <w:pPr>
+        <w:spacing w:after="111" w:line="259" w:lineRule="auto"/>
+        <w:ind w:left="128" w:right="5331" w:hanging="10"/>
         <w:rPr>
           <w:color w:val="auto"/>
         </w:rPr>
@@ -1632,381 +1812,29 @@
         <w:rPr>
           <w:color w:val="auto"/>
         </w:rPr>
-        <w:t xml:space="preserve"> </w:t>
-      </w:r>
-      <w:r>
-        <w:rPr>
-          <w:color w:val="auto"/>
-        </w:rPr>
-        <w:t>Small &amp; Medium Retail Business (Vietnam)</w:t>
+        <w:t xml:space="preserve"> Fitness &amp; Health Management </w:t>
+      </w:r>
+    </w:p>
+    <w:p>
+      <w:pPr>
+        <w:spacing w:after="111" w:line="259" w:lineRule="auto"/>
+        <w:ind w:left="128" w:right="5331" w:hanging="10"/>
+        <w:rPr>
+          <w:color w:val="auto"/>
+        </w:rPr>
+      </w:pPr>
+      <w:r>
+        <w:rPr>
+          <w:b/>
+          <w:color w:val="auto"/>
+        </w:rPr>
+        <w:t>Project description:</w:t>
       </w:r>
       <w:r>
         <w:rPr>
           <w:color w:val="auto"/>
         </w:rPr>
         <w:t xml:space="preserve">  </w:t>
-      </w:r>
-    </w:p>
-    <w:p>
-      <w:pPr>
-        <w:rPr>
-          <w:rFonts w:eastAsia="Calibri"/>
-          <w:b/>
-          <w:color w:val="auto"/>
-        </w:rPr>
-      </w:pPr>
-      <w:r>
-        <w:rPr>
-          <w:rFonts w:eastAsia="Calibri"/>
-          <w:b/>
-          <w:color w:val="auto"/>
-        </w:rPr>
-        <w:t>Project</w:t>
-      </w:r>
-      <w:r>
-        <w:rPr>
-          <w:b/>
-          <w:color w:val="auto"/>
-        </w:rPr>
-        <w:t xml:space="preserve"> </w:t>
-      </w:r>
-      <w:r>
-        <w:rPr>
-          <w:rFonts w:eastAsia="Calibri"/>
-          <w:b/>
-          <w:color w:val="auto"/>
-        </w:rPr>
-        <w:t>description:</w:t>
-      </w:r>
-      <w:r>
-        <w:rPr>
-          <w:color w:val="auto"/>
-        </w:rPr>
-        <w:t xml:space="preserve"> </w:t>
-      </w:r>
-      <w:r>
-        <w:rPr>
-          <w:rFonts w:eastAsia="Calibri"/>
-          <w:b/>
-          <w:color w:val="auto"/>
-        </w:rPr>
-        <w:t xml:space="preserve"> </w:t>
-      </w:r>
-    </w:p>
-    <w:p>
-      <w:pPr>
-        <w:pStyle w:val="ListParagraph"/>
-        <w:numPr>
-          <w:ilvl w:val="0"/>
-          <w:numId w:val="14"/>
-        </w:numPr>
-        <w:rPr>
-          <w:color w:val="auto"/>
-        </w:rPr>
-      </w:pPr>
-      <w:r>
-        <w:rPr>
-          <w:color w:val="auto"/>
-        </w:rPr>
-        <w:t>The POS system is a retail management platform designed for small and medium-sized businesses in Vietnam, supporting daily store operations such as sales processing, inventory tracking, customer management, and payment handling</w:t>
-      </w:r>
-      <w:r>
-        <w:rPr>
-          <w:color w:val="auto"/>
-        </w:rPr>
-        <w:t xml:space="preserve">  </w:t>
-      </w:r>
-    </w:p>
-    <w:p>
-      <w:pPr>
-        <w:pStyle w:val="ListParagraph"/>
-        <w:numPr>
-          <w:ilvl w:val="0"/>
-          <w:numId w:val="14"/>
-        </w:numPr>
-        <w:rPr>
-          <w:color w:val="auto"/>
-        </w:rPr>
-      </w:pPr>
-      <w:r>
-        <w:rPr>
-          <w:color w:val="auto"/>
-        </w:rPr>
-        <w:t>The system helps store owners and staff streamline in-store workflows, manage real-time stock levels, and generate business reports to support operational and financial decisions.</w:t>
-      </w:r>
-    </w:p>
-    <w:p>
-      <w:pPr>
-        <w:rPr>
-          <w:color w:val="auto"/>
-        </w:rPr>
-      </w:pPr>
-      <w:r>
-        <w:rPr>
-          <w:rFonts w:eastAsia="Calibri"/>
-          <w:b/>
-          <w:color w:val="auto"/>
-        </w:rPr>
-        <w:t xml:space="preserve">Responsibilities:  </w:t>
-      </w:r>
-    </w:p>
-    <w:p>
-      <w:pPr>
-        <w:pStyle w:val="ListParagraph"/>
-        <w:numPr>
-          <w:ilvl w:val="0"/>
-          <w:numId w:val="13"/>
-        </w:numPr>
-        <w:rPr>
-          <w:color w:val="auto"/>
-        </w:rPr>
-      </w:pPr>
-      <w:r>
-        <w:rPr>
-          <w:color w:val="auto"/>
-        </w:rPr>
-        <w:t xml:space="preserve">Designed and developed backend services using </w:t>
-      </w:r>
-      <w:r>
-        <w:rPr>
-          <w:rStyle w:val="Strong"/>
-          <w:color w:val="auto"/>
-        </w:rPr>
-        <w:t>Java and Spring Boot</w:t>
-      </w:r>
-      <w:r>
-        <w:rPr>
-          <w:color w:val="auto"/>
-        </w:rPr>
-        <w:t xml:space="preserve"> to support core POS features including sales transactions, product management, inventory updates, and customer profiles</w:t>
-      </w:r>
-      <w:r>
-        <w:rPr>
-          <w:color w:val="auto"/>
-        </w:rPr>
-        <w:t xml:space="preserve">.  </w:t>
-      </w:r>
-    </w:p>
-    <w:p>
-      <w:pPr>
-        <w:pStyle w:val="ListParagraph"/>
-        <w:numPr>
-          <w:ilvl w:val="0"/>
-          <w:numId w:val="13"/>
-        </w:numPr>
-        <w:rPr>
-          <w:color w:val="auto"/>
-        </w:rPr>
-      </w:pPr>
-      <w:r>
-        <w:rPr>
-          <w:color w:val="auto"/>
-        </w:rPr>
-        <w:t xml:space="preserve">Built and maintained </w:t>
-      </w:r>
-      <w:r>
-        <w:rPr>
-          <w:rStyle w:val="Strong"/>
-          <w:color w:val="auto"/>
-        </w:rPr>
-        <w:t>RESTful APIs</w:t>
-      </w:r>
-      <w:r>
-        <w:rPr>
-          <w:color w:val="auto"/>
-        </w:rPr>
-        <w:t xml:space="preserve"> for POS terminals and admin dashboards, following MVC architecture and clean code principles</w:t>
-      </w:r>
-      <w:r>
-        <w:rPr>
-          <w:color w:val="auto"/>
-        </w:rPr>
-        <w:t xml:space="preserve">.  </w:t>
-      </w:r>
-    </w:p>
-    <w:p>
-      <w:pPr>
-        <w:pStyle w:val="ListParagraph"/>
-        <w:numPr>
-          <w:ilvl w:val="0"/>
-          <w:numId w:val="13"/>
-        </w:numPr>
-        <w:rPr>
-          <w:color w:val="auto"/>
-        </w:rPr>
-      </w:pPr>
-      <w:r>
-        <w:rPr>
-          <w:color w:val="auto"/>
-        </w:rPr>
-        <w:t xml:space="preserve">Implemented business logic for </w:t>
-      </w:r>
-      <w:r>
-        <w:rPr>
-          <w:rStyle w:val="Strong"/>
-          <w:color w:val="auto"/>
-        </w:rPr>
-        <w:t>combo packages, promotions, discounts</w:t>
-      </w:r>
-      <w:r>
-        <w:rPr>
-          <w:color w:val="auto"/>
-        </w:rPr>
-        <w:t>, and multi-payment methods (cash, card, combo balance)</w:t>
-      </w:r>
-      <w:r>
-        <w:rPr>
-          <w:color w:val="auto"/>
-        </w:rPr>
-        <w:t xml:space="preserve">.  </w:t>
-      </w:r>
-    </w:p>
-    <w:p>
-      <w:pPr>
-        <w:pStyle w:val="ListParagraph"/>
-        <w:numPr>
-          <w:ilvl w:val="0"/>
-          <w:numId w:val="13"/>
-        </w:numPr>
-        <w:rPr>
-          <w:color w:val="auto"/>
-        </w:rPr>
-      </w:pPr>
-      <w:r>
-        <w:rPr>
-          <w:color w:val="auto"/>
-        </w:rPr>
-        <w:t>Designed relational database schemas and optimized queries to ensure data consistency and performance under concurrent transactions</w:t>
-      </w:r>
-      <w:r>
-        <w:rPr>
-          <w:color w:val="auto"/>
-        </w:rPr>
-        <w:t xml:space="preserve">.  </w:t>
-      </w:r>
-    </w:p>
-    <w:p>
-      <w:pPr>
-        <w:pStyle w:val="ListParagraph"/>
-        <w:numPr>
-          <w:ilvl w:val="0"/>
-          <w:numId w:val="13"/>
-        </w:numPr>
-        <w:rPr>
-          <w:color w:val="auto"/>
-        </w:rPr>
-      </w:pPr>
-      <w:r>
-        <w:rPr>
-          <w:color w:val="auto"/>
-        </w:rPr>
-        <w:t>Integrated authentication and authorization mechanisms to support role-based access for cashiers, store managers, and admins</w:t>
-      </w:r>
-      <w:r>
-        <w:rPr>
-          <w:color w:val="auto"/>
-        </w:rPr>
-        <w:t xml:space="preserve">.  </w:t>
-      </w:r>
-    </w:p>
-    <w:p>
-      <w:pPr>
-        <w:pStyle w:val="ListParagraph"/>
-        <w:numPr>
-          <w:ilvl w:val="0"/>
-          <w:numId w:val="13"/>
-        </w:numPr>
-        <w:rPr>
-          <w:color w:val="auto"/>
-        </w:rPr>
-      </w:pPr>
-      <w:r>
-        <w:rPr>
-          <w:color w:val="auto"/>
-        </w:rPr>
-        <w:t>Implemented logging and error handling mechanisms to improve system reliability and simplify troubleshooting.</w:t>
-      </w:r>
-      <w:r>
-        <w:rPr>
-          <w:color w:val="auto"/>
-        </w:rPr>
-        <w:t xml:space="preserve">  </w:t>
-      </w:r>
-    </w:p>
-    <w:p>
-      <w:pPr>
-        <w:pStyle w:val="ListParagraph"/>
-        <w:numPr>
-          <w:ilvl w:val="0"/>
-          <w:numId w:val="13"/>
-        </w:numPr>
-        <w:rPr>
-          <w:color w:val="auto"/>
-        </w:rPr>
-      </w:pPr>
-      <w:r>
-        <w:rPr>
-          <w:color w:val="auto"/>
-        </w:rPr>
-        <w:t>Collaborated with frontend developers to support POS UI flows and ensure smooth API integration</w:t>
-      </w:r>
-      <w:r>
-        <w:rPr>
-          <w:color w:val="auto"/>
-        </w:rPr>
-        <w:t>.</w:t>
-      </w:r>
-    </w:p>
-    <w:p>
-      <w:pPr>
-        <w:pStyle w:val="ListParagraph"/>
-        <w:numPr>
-          <w:ilvl w:val="0"/>
-          <w:numId w:val="13"/>
-        </w:numPr>
-        <w:rPr>
-          <w:color w:val="auto"/>
-        </w:rPr>
-      </w:pPr>
-      <w:r>
-        <w:rPr>
-          <w:color w:val="auto"/>
-        </w:rPr>
-        <w:t xml:space="preserve">Deployed and maintained the application on </w:t>
-      </w:r>
-      <w:r>
-        <w:rPr>
-          <w:rStyle w:val="Strong"/>
-          <w:color w:val="auto"/>
-        </w:rPr>
-        <w:t>VPS / cloud environment</w:t>
-      </w:r>
-      <w:r>
-        <w:rPr>
-          <w:color w:val="auto"/>
-        </w:rPr>
-        <w:t>, using Docker for containerization and environment consistency.</w:t>
-      </w:r>
-      <w:r>
-        <w:rPr>
-          <w:color w:val="auto"/>
-        </w:rPr>
-        <w:t xml:space="preserve">  </w:t>
-      </w:r>
-    </w:p>
-    <w:p>
-      <w:pPr>
-        <w:rPr>
-          <w:color w:val="auto"/>
-        </w:rPr>
-      </w:pPr>
-      <w:r>
-        <w:rPr>
-          <w:rFonts w:eastAsia="Calibri"/>
-          <w:b/>
-          <w:color w:val="auto"/>
-        </w:rPr>
-        <w:t xml:space="preserve">Technologies: </w:t>
       </w:r>
     </w:p>
     <w:p>
@@ -2016,27 +1844,253 @@
           <w:ilvl w:val="0"/>
           <w:numId w:val="15"/>
         </w:numPr>
-        <w:rPr>
-          <w:color w:val="auto"/>
-        </w:rPr>
-      </w:pPr>
-      <w:r>
-        <w:rPr>
-          <w:color w:val="auto"/>
-        </w:rPr>
-        <w:t>Java</w:t>
-      </w:r>
-      <w:r>
-        <w:rPr>
-          <w:color w:val="auto"/>
-        </w:rPr>
-        <w:t>(17)</w:t>
-      </w:r>
-      <w:r>
-        <w:rPr>
-          <w:color w:val="auto"/>
-        </w:rPr>
-        <w:t>, Spring Boot, Hibernate/JPA, RESTful APIs, MySQL, Docker, Git, Agile/Scrum, Linux/VPS</w:t>
+        <w:spacing w:after="106"/>
+        <w:ind w:left="810" w:right="71"/>
+        <w:rPr>
+          <w:color w:val="auto"/>
+        </w:rPr>
+      </w:pPr>
+      <w:r>
+        <w:rPr>
+          <w:color w:val="auto"/>
+        </w:rPr>
+        <w:t xml:space="preserve">The EnPlus Gym Management System is a comprehensive digital platform designed for modern fitness centers and gym chains. It serves gym administrators, trainers, and members by providing integrated solutions for membership management, training programs, body composition analysis, and nutrition consultation. The system handles thousands of member profiles, training sessions, and real-time health monitoring data across multiple gym locations.  </w:t>
+      </w:r>
+    </w:p>
+    <w:p>
+      <w:pPr>
+        <w:spacing w:after="35" w:line="259" w:lineRule="auto"/>
+        <w:ind w:left="206" w:right="0" w:hanging="10"/>
+        <w:rPr>
+          <w:color w:val="auto"/>
+        </w:rPr>
+      </w:pPr>
+      <w:r>
+        <w:rPr>
+          <w:rFonts w:eastAsia="Calibri"/>
+          <w:b/>
+          <w:color w:val="auto"/>
+        </w:rPr>
+        <w:t>Responsibilities</w:t>
+      </w:r>
+      <w:r>
+        <w:rPr>
+          <w:rFonts w:eastAsia="Calibri"/>
+          <w:color w:val="auto"/>
+        </w:rPr>
+        <w:t xml:space="preserve">: </w:t>
+      </w:r>
+    </w:p>
+    <w:p>
+      <w:pPr>
+        <w:pStyle w:val="ListParagraph"/>
+        <w:numPr>
+          <w:ilvl w:val="0"/>
+          <w:numId w:val="15"/>
+        </w:numPr>
+        <w:ind w:left="810" w:right="71"/>
+        <w:rPr>
+          <w:color w:val="auto"/>
+        </w:rPr>
+      </w:pPr>
+      <w:r>
+        <w:rPr>
+          <w:color w:val="auto"/>
+        </w:rPr>
+        <w:t xml:space="preserve">Developed and maintained microservices architecture with 4 core services (Admin Panel, API Gateway, Authentication Service, and Core Business Logic) using Spring Boot and Angular frameworks </w:t>
+      </w:r>
+    </w:p>
+    <w:p>
+      <w:pPr>
+        <w:pStyle w:val="ListParagraph"/>
+        <w:numPr>
+          <w:ilvl w:val="0"/>
+          <w:numId w:val="15"/>
+        </w:numPr>
+        <w:ind w:left="810" w:right="71"/>
+        <w:rPr>
+          <w:color w:val="auto"/>
+        </w:rPr>
+      </w:pPr>
+      <w:r>
+        <w:rPr>
+          <w:color w:val="auto"/>
+        </w:rPr>
+        <w:t xml:space="preserve">Designed and implemented AI-powered features including OpenAI GPT-3.5 integration for nutrition consultation chatbot and automated training menu recommendations based on body composition analysis </w:t>
+      </w:r>
+    </w:p>
+    <w:p>
+      <w:pPr>
+        <w:pStyle w:val="ListParagraph"/>
+        <w:numPr>
+          <w:ilvl w:val="0"/>
+          <w:numId w:val="15"/>
+        </w:numPr>
+        <w:ind w:left="810" w:right="71"/>
+        <w:rPr>
+          <w:color w:val="auto"/>
+        </w:rPr>
+      </w:pPr>
+      <w:r>
+        <w:rPr>
+          <w:color w:val="auto"/>
+        </w:rPr>
+        <w:t xml:space="preserve">Integrated third-party APIs such as InBody for professional body composition analysis, CaroMeal for food nutrition analysis, and Mitsufuji IoT sensors for real-time temperature monitoring </w:t>
+      </w:r>
+    </w:p>
+    <w:p>
+      <w:pPr>
+        <w:pStyle w:val="ListParagraph"/>
+        <w:numPr>
+          <w:ilvl w:val="0"/>
+          <w:numId w:val="15"/>
+        </w:numPr>
+        <w:ind w:left="810" w:right="71"/>
+        <w:rPr>
+          <w:color w:val="auto"/>
+        </w:rPr>
+      </w:pPr>
+      <w:r>
+        <w:rPr>
+          <w:color w:val="auto"/>
+        </w:rPr>
+        <w:t xml:space="preserve">Built comprehensive reservation system with complex business logic including gender-based booking limits, time slot validation, and automatic blocking mechanisms </w:t>
+      </w:r>
+    </w:p>
+    <w:p>
+      <w:pPr>
+        <w:pStyle w:val="ListParagraph"/>
+        <w:numPr>
+          <w:ilvl w:val="0"/>
+          <w:numId w:val="15"/>
+        </w:numPr>
+        <w:ind w:left="810" w:right="71"/>
+        <w:rPr>
+          <w:color w:val="auto"/>
+        </w:rPr>
+      </w:pPr>
+      <w:r>
+        <w:rPr>
+          <w:color w:val="auto"/>
+        </w:rPr>
+        <w:t xml:space="preserve">Collaborated with frontend teams to develop responsive Angular admin dashboard with real-time data visualization, member management interfaces, and training progress tracking </w:t>
+      </w:r>
+    </w:p>
+    <w:p>
+      <w:pPr>
+        <w:pStyle w:val="ListParagraph"/>
+        <w:numPr>
+          <w:ilvl w:val="0"/>
+          <w:numId w:val="15"/>
+        </w:numPr>
+        <w:ind w:left="810" w:right="71"/>
+        <w:rPr>
+          <w:color w:val="auto"/>
+        </w:rPr>
+      </w:pPr>
+      <w:r>
+        <w:rPr>
+          <w:color w:val="auto"/>
+        </w:rPr>
+        <w:t xml:space="preserve">Ensured performance optimization and security compliance across services. Implemented JWT authentication, CORS configuration, and API rate limiting for enhanced security </w:t>
+      </w:r>
+    </w:p>
+    <w:p>
+      <w:pPr>
+        <w:pStyle w:val="ListParagraph"/>
+        <w:numPr>
+          <w:ilvl w:val="0"/>
+          <w:numId w:val="15"/>
+        </w:numPr>
+        <w:ind w:left="810" w:right="71"/>
+        <w:rPr>
+          <w:color w:val="auto"/>
+        </w:rPr>
+      </w:pPr>
+      <w:r>
+        <w:rPr>
+          <w:color w:val="auto"/>
+        </w:rPr>
+        <w:t xml:space="preserve">Participated in DevOps practices including Docker containerization, Jenkins CI/CD pipeline setup, and AWS S3 integration for file storage </w:t>
+      </w:r>
+    </w:p>
+    <w:p>
+      <w:pPr>
+        <w:pStyle w:val="ListParagraph"/>
+        <w:numPr>
+          <w:ilvl w:val="0"/>
+          <w:numId w:val="15"/>
+        </w:numPr>
+        <w:ind w:left="810" w:right="71"/>
+        <w:rPr>
+          <w:color w:val="auto"/>
+        </w:rPr>
+      </w:pPr>
+      <w:r>
+        <w:rPr>
+          <w:color w:val="auto"/>
+        </w:rPr>
+        <w:t xml:space="preserve">Monitor and troubleshoot microservices for performance, reliability, and scalability issues </w:t>
+      </w:r>
+    </w:p>
+    <w:p>
+      <w:pPr>
+        <w:spacing w:after="35" w:line="259" w:lineRule="auto"/>
+        <w:ind w:left="111" w:right="0" w:hanging="10"/>
+        <w:rPr>
+          <w:color w:val="auto"/>
+        </w:rPr>
+      </w:pPr>
+      <w:r>
+        <w:rPr>
+          <w:rFonts w:eastAsia="Calibri"/>
+          <w:b/>
+          <w:color w:val="auto"/>
+        </w:rPr>
+        <w:t>Technologies</w:t>
+      </w:r>
+      <w:r>
+        <w:rPr>
+          <w:color w:val="auto"/>
+        </w:rPr>
+        <w:t xml:space="preserve">: </w:t>
+      </w:r>
+    </w:p>
+    <w:p>
+      <w:pPr>
+        <w:pStyle w:val="ListParagraph"/>
+        <w:numPr>
+          <w:ilvl w:val="0"/>
+          <w:numId w:val="17"/>
+        </w:numPr>
+        <w:spacing w:after="72"/>
+        <w:ind w:left="901" w:right="71"/>
+        <w:rPr>
+          <w:color w:val="auto"/>
+        </w:rPr>
+      </w:pPr>
+      <w:r>
+        <w:rPr>
+          <w:color w:val="auto"/>
+        </w:rPr>
+        <w:t xml:space="preserve">Java(17), Spring Boot, Angular(11), MySQL, Docker, Jenkins, AWS S3, OpenAI API, JWT, Hibernate, Maven, Git, Nginx, Flyway, Swagger </w:t>
+      </w:r>
+    </w:p>
+    <w:p>
+      <w:pPr>
+        <w:rPr>
+          <w:color w:val="auto"/>
+        </w:rPr>
+      </w:pPr>
+    </w:p>
+    <w:p>
+      <w:pPr>
+        <w:tabs>
+          <w:tab w:val="left" w:pos="3855"/>
+        </w:tabs>
+      </w:pPr>
+      <w:r>
+        <w:tab/>
       </w:r>
     </w:p>
     <w:sectPr>
@@ -2499,6 +2553,119 @@
     </w:lvl>
   </w:abstractNum>
   <w:abstractNum w:abstractNumId="3" w15:restartNumberingAfterBreak="0">
+    <w:nsid w:val="32D84FD2"/>
+    <w:multiLevelType w:val="hybridMultilevel"/>
+    <w:tmpl w:val="BE427ECA"/>
+    <w:lvl w:ilvl="0" w:tplc="04090001">
+      <w:start w:val="1"/>
+      <w:numFmt w:val="bullet"/>
+      <w:lvlText w:val=""/>
+      <w:lvlJc w:val="left"/>
+      <w:pPr>
+        <w:ind w:left="811" w:hanging="360"/>
+      </w:pPr>
+      <w:rPr>
+        <w:rFonts w:ascii="Symbol" w:hAnsi="Symbol" w:hint="default"/>
+      </w:rPr>
+    </w:lvl>
+    <w:lvl w:ilvl="1" w:tplc="04090003" w:tentative="1">
+      <w:start w:val="1"/>
+      <w:numFmt w:val="bullet"/>
+      <w:lvlText w:val="o"/>
+      <w:lvlJc w:val="left"/>
+      <w:pPr>
+        <w:ind w:left="1531" w:hanging="360"/>
+      </w:pPr>
+      <w:rPr>
+        <w:rFonts w:ascii="Courier New" w:hAnsi="Courier New" w:cs="Courier New" w:hint="default"/>
+      </w:rPr>
+    </w:lvl>
+    <w:lvl w:ilvl="2" w:tplc="04090005" w:tentative="1">
+      <w:start w:val="1"/>
+      <w:numFmt w:val="bullet"/>
+      <w:lvlText w:val=""/>
+      <w:lvlJc w:val="left"/>
+      <w:pPr>
+        <w:ind w:left="2251" w:hanging="360"/>
+      </w:pPr>
+      <w:rPr>
+        <w:rFonts w:ascii="Wingdings" w:hAnsi="Wingdings" w:hint="default"/>
+      </w:rPr>
+    </w:lvl>
+    <w:lvl w:ilvl="3" w:tplc="04090001" w:tentative="1">
+      <w:start w:val="1"/>
+      <w:numFmt w:val="bullet"/>
+      <w:lvlText w:val=""/>
+      <w:lvlJc w:val="left"/>
+      <w:pPr>
+        <w:ind w:left="2971" w:hanging="360"/>
+      </w:pPr>
+      <w:rPr>
+        <w:rFonts w:ascii="Symbol" w:hAnsi="Symbol" w:hint="default"/>
+      </w:rPr>
+    </w:lvl>
+    <w:lvl w:ilvl="4" w:tplc="04090003" w:tentative="1">
+      <w:start w:val="1"/>
+      <w:numFmt w:val="bullet"/>
+      <w:lvlText w:val="o"/>
+      <w:lvlJc w:val="left"/>
+      <w:pPr>
+        <w:ind w:left="3691" w:hanging="360"/>
+      </w:pPr>
+      <w:rPr>
+        <w:rFonts w:ascii="Courier New" w:hAnsi="Courier New" w:cs="Courier New" w:hint="default"/>
+      </w:rPr>
+    </w:lvl>
+    <w:lvl w:ilvl="5" w:tplc="04090005" w:tentative="1">
+      <w:start w:val="1"/>
+      <w:numFmt w:val="bullet"/>
+      <w:lvlText w:val=""/>
+      <w:lvlJc w:val="left"/>
+      <w:pPr>
+        <w:ind w:left="4411" w:hanging="360"/>
+      </w:pPr>
+      <w:rPr>
+        <w:rFonts w:ascii="Wingdings" w:hAnsi="Wingdings" w:hint="default"/>
+      </w:rPr>
+    </w:lvl>
+    <w:lvl w:ilvl="6" w:tplc="04090001" w:tentative="1">
+      <w:start w:val="1"/>
+      <w:numFmt w:val="bullet"/>
+      <w:lvlText w:val=""/>
+      <w:lvlJc w:val="left"/>
+      <w:pPr>
+        <w:ind w:left="5131" w:hanging="360"/>
+      </w:pPr>
+      <w:rPr>
+        <w:rFonts w:ascii="Symbol" w:hAnsi="Symbol" w:hint="default"/>
+      </w:rPr>
+    </w:lvl>
+    <w:lvl w:ilvl="7" w:tplc="04090003" w:tentative="1">
+      <w:start w:val="1"/>
+      <w:numFmt w:val="bullet"/>
+      <w:lvlText w:val="o"/>
+      <w:lvlJc w:val="left"/>
+      <w:pPr>
+        <w:ind w:left="5851" w:hanging="360"/>
+      </w:pPr>
+      <w:rPr>
+        <w:rFonts w:ascii="Courier New" w:hAnsi="Courier New" w:cs="Courier New" w:hint="default"/>
+      </w:rPr>
+    </w:lvl>
+    <w:lvl w:ilvl="8" w:tplc="04090005" w:tentative="1">
+      <w:start w:val="1"/>
+      <w:numFmt w:val="bullet"/>
+      <w:lvlText w:val=""/>
+      <w:lvlJc w:val="left"/>
+      <w:pPr>
+        <w:ind w:left="6571" w:hanging="360"/>
+      </w:pPr>
+      <w:rPr>
+        <w:rFonts w:ascii="Wingdings" w:hAnsi="Wingdings" w:hint="default"/>
+      </w:rPr>
+    </w:lvl>
+  </w:abstractNum>
+  <w:abstractNum w:abstractNumId="4" w15:restartNumberingAfterBreak="0">
     <w:nsid w:val="37C6557B"/>
     <w:multiLevelType w:val="multilevel"/>
     <w:tmpl w:val="1EC2586E"/>
@@ -2647,7 +2814,7 @@
       </w:rPr>
     </w:lvl>
   </w:abstractNum>
-  <w:abstractNum w:abstractNumId="4" w15:restartNumberingAfterBreak="0">
+  <w:abstractNum w:abstractNumId="5" w15:restartNumberingAfterBreak="0">
     <w:nsid w:val="40C22417"/>
     <w:multiLevelType w:val="hybridMultilevel"/>
     <w:tmpl w:val="80108CBC"/>
@@ -2762,7 +2929,7 @@
       </w:rPr>
     </w:lvl>
   </w:abstractNum>
-  <w:abstractNum w:abstractNumId="5" w15:restartNumberingAfterBreak="0">
+  <w:abstractNum w:abstractNumId="6" w15:restartNumberingAfterBreak="0">
     <w:nsid w:val="47234AB6"/>
     <w:multiLevelType w:val="multilevel"/>
     <w:tmpl w:val="C3A2A3C4"/>
@@ -2911,7 +3078,7 @@
       </w:rPr>
     </w:lvl>
   </w:abstractNum>
-  <w:abstractNum w:abstractNumId="6" w15:restartNumberingAfterBreak="0">
+  <w:abstractNum w:abstractNumId="7" w15:restartNumberingAfterBreak="0">
     <w:nsid w:val="499C38F4"/>
     <w:multiLevelType w:val="hybridMultilevel"/>
     <w:tmpl w:val="BE66D7E8"/>
@@ -3024,7 +3191,7 @@
       </w:rPr>
     </w:lvl>
   </w:abstractNum>
-  <w:abstractNum w:abstractNumId="7" w15:restartNumberingAfterBreak="0">
+  <w:abstractNum w:abstractNumId="8" w15:restartNumberingAfterBreak="0">
     <w:nsid w:val="53844869"/>
     <w:multiLevelType w:val="hybridMultilevel"/>
     <w:tmpl w:val="3132AED0"/>
@@ -3137,7 +3304,7 @@
       </w:rPr>
     </w:lvl>
   </w:abstractNum>
-  <w:abstractNum w:abstractNumId="8" w15:restartNumberingAfterBreak="0">
+  <w:abstractNum w:abstractNumId="9" w15:restartNumberingAfterBreak="0">
     <w:nsid w:val="5AE9642B"/>
     <w:multiLevelType w:val="multilevel"/>
     <w:tmpl w:val="1E702314"/>
@@ -3286,7 +3453,7 @@
       </w:rPr>
     </w:lvl>
   </w:abstractNum>
-  <w:abstractNum w:abstractNumId="9" w15:restartNumberingAfterBreak="0">
+  <w:abstractNum w:abstractNumId="10" w15:restartNumberingAfterBreak="0">
     <w:nsid w:val="64305D53"/>
     <w:multiLevelType w:val="hybridMultilevel"/>
     <w:tmpl w:val="102A5FF6"/>
@@ -3498,7 +3665,7 @@
       </w:rPr>
     </w:lvl>
   </w:abstractNum>
-  <w:abstractNum w:abstractNumId="10" w15:restartNumberingAfterBreak="0">
+  <w:abstractNum w:abstractNumId="11" w15:restartNumberingAfterBreak="0">
     <w:nsid w:val="679B6B53"/>
     <w:multiLevelType w:val="multilevel"/>
     <w:tmpl w:val="569871EA"/>
@@ -3647,7 +3814,7 @@
       </w:rPr>
     </w:lvl>
   </w:abstractNum>
-  <w:abstractNum w:abstractNumId="11" w15:restartNumberingAfterBreak="0">
+  <w:abstractNum w:abstractNumId="12" w15:restartNumberingAfterBreak="0">
     <w:nsid w:val="6B9E6326"/>
     <w:multiLevelType w:val="multilevel"/>
     <w:tmpl w:val="01987F84"/>
@@ -3796,10 +3963,10 @@
       </w:rPr>
     </w:lvl>
   </w:abstractNum>
-  <w:abstractNum w:abstractNumId="12" w15:restartNumberingAfterBreak="0">
+  <w:abstractNum w:abstractNumId="13" w15:restartNumberingAfterBreak="0">
     <w:nsid w:val="6C0A7E26"/>
     <w:multiLevelType w:val="hybridMultilevel"/>
-    <w:tmpl w:val="A760AACA"/>
+    <w:tmpl w:val="A8FAFD74"/>
     <w:lvl w:ilvl="0" w:tplc="04090001">
       <w:start w:val="1"/>
       <w:numFmt w:val="bullet"/>
@@ -3909,7 +4076,7 @@
       </w:rPr>
     </w:lvl>
   </w:abstractNum>
-  <w:abstractNum w:abstractNumId="13" w15:restartNumberingAfterBreak="0">
+  <w:abstractNum w:abstractNumId="14" w15:restartNumberingAfterBreak="0">
     <w:nsid w:val="78DB3E5E"/>
     <w:multiLevelType w:val="multilevel"/>
     <w:tmpl w:val="D3EA5896"/>
@@ -4058,7 +4225,7 @@
       </w:rPr>
     </w:lvl>
   </w:abstractNum>
-  <w:abstractNum w:abstractNumId="14" w15:restartNumberingAfterBreak="0">
+  <w:abstractNum w:abstractNumId="15" w15:restartNumberingAfterBreak="0">
     <w:nsid w:val="7D562D59"/>
     <w:multiLevelType w:val="hybridMultilevel"/>
     <w:tmpl w:val="CBD8BA48"/>
@@ -4171,7 +4338,7 @@
       </w:rPr>
     </w:lvl>
   </w:abstractNum>
-  <w:abstractNum w:abstractNumId="15" w15:restartNumberingAfterBreak="0">
+  <w:abstractNum w:abstractNumId="16" w15:restartNumberingAfterBreak="0">
     <w:nsid w:val="7FCF70E5"/>
     <w:multiLevelType w:val="multilevel"/>
     <w:tmpl w:val="812A8C34"/>
@@ -4321,52 +4488,55 @@
     </w:lvl>
   </w:abstractNum>
   <w:num w:numId="1" w16cid:durableId="1509441717">
-    <w:abstractNumId w:val="13"/>
+    <w:abstractNumId w:val="14"/>
   </w:num>
   <w:num w:numId="2" w16cid:durableId="1688017778">
-    <w:abstractNumId w:val="15"/>
+    <w:abstractNumId w:val="16"/>
   </w:num>
   <w:num w:numId="3" w16cid:durableId="1327395753">
     <w:abstractNumId w:val="0"/>
   </w:num>
   <w:num w:numId="4" w16cid:durableId="1858157288">
-    <w:abstractNumId w:val="5"/>
+    <w:abstractNumId w:val="6"/>
   </w:num>
   <w:num w:numId="5" w16cid:durableId="1345283619">
     <w:abstractNumId w:val="1"/>
   </w:num>
   <w:num w:numId="6" w16cid:durableId="80563661">
+    <w:abstractNumId w:val="12"/>
+  </w:num>
+  <w:num w:numId="7" w16cid:durableId="271743946">
+    <w:abstractNumId w:val="4"/>
+  </w:num>
+  <w:num w:numId="8" w16cid:durableId="1891578431">
     <w:abstractNumId w:val="11"/>
   </w:num>
-  <w:num w:numId="7" w16cid:durableId="271743946">
-    <w:abstractNumId w:val="3"/>
-  </w:num>
-  <w:num w:numId="8" w16cid:durableId="1891578431">
-    <w:abstractNumId w:val="10"/>
-  </w:num>
   <w:num w:numId="9" w16cid:durableId="497618547">
-    <w:abstractNumId w:val="8"/>
+    <w:abstractNumId w:val="9"/>
   </w:num>
   <w:num w:numId="10" w16cid:durableId="88354327">
     <w:abstractNumId w:val="2"/>
   </w:num>
   <w:num w:numId="11" w16cid:durableId="237712459">
-    <w:abstractNumId w:val="9"/>
+    <w:abstractNumId w:val="10"/>
   </w:num>
   <w:num w:numId="12" w16cid:durableId="1609701637">
-    <w:abstractNumId w:val="4"/>
+    <w:abstractNumId w:val="5"/>
   </w:num>
   <w:num w:numId="13" w16cid:durableId="587617813">
-    <w:abstractNumId w:val="14"/>
+    <w:abstractNumId w:val="15"/>
   </w:num>
   <w:num w:numId="14" w16cid:durableId="714737177">
-    <w:abstractNumId w:val="6"/>
+    <w:abstractNumId w:val="7"/>
   </w:num>
   <w:num w:numId="15" w16cid:durableId="1311714784">
-    <w:abstractNumId w:val="12"/>
+    <w:abstractNumId w:val="13"/>
   </w:num>
   <w:num w:numId="16" w16cid:durableId="574171514">
-    <w:abstractNumId w:val="7"/>
+    <w:abstractNumId w:val="8"/>
+  </w:num>
+  <w:num w:numId="17" w16cid:durableId="565337402">
+    <w:abstractNumId w:val="3"/>
   </w:num>
 </w:numbering>
 </file>
@@ -4803,7 +4973,6 @@
   <w:style w:type="character" w:default="1" w:styleId="DefaultParagraphFont">
     <w:name w:val="Default Paragraph Font"/>
     <w:uiPriority w:val="1"/>
-    <w:semiHidden/>
     <w:unhideWhenUsed/>
   </w:style>
   <w:style w:type="table" w:default="1" w:styleId="TableNormal">
